--- a/public/downloads/zhaloba-v-sud-esli-notarius-ne-rabotaet.docx
+++ b/public/downloads/zhaloba-v-sud-esli-notarius-ne-rabotaet.docx
@@ -4,680 +4,676 @@
   <w:body>
     <w:p>
       <w:pPr>
-        <w:pStyle w:val="Title"/>
-        <w:jc w:val="center"/>
+        <w:spacing w:before="0" w:after="40"/>
+        <w:ind w:firstLine="0"/>
+        <w:jc w:val="right"/>
       </w:pPr>
       <w:r>
         <w:rPr>
+          <w:rFonts w:ascii="Times New Roman" w:hAnsi="Times New Roman"/>
           <w:b/>
+          <w:sz w:val="24"/>
         </w:rPr>
-        <w:t>ЖАЛОБА В СУД</w:t>
-        <w:br/>
-        <w:t>об отмене исполнительной надписи нотариуса</w:t>
-        <w:br/>
-        <w:t>когда нотариус прекратил деятельность / отсутствует / не принимает возражение</w:t>
+        <w:t>В [НАИМЕНОВАНИЕ СУДА]</w:t>
       </w:r>
     </w:p>
     <w:p>
       <w:pPr>
+        <w:spacing w:before="0" w:after="40"/>
+        <w:ind w:firstLine="0"/>
         <w:jc w:val="right"/>
       </w:pPr>
       <w:r>
         <w:rPr>
           <w:rFonts w:ascii="Times New Roman" w:hAnsi="Times New Roman"/>
           <w:b w:val="0"/>
-          <w:sz w:val="22"/>
+          <w:sz w:val="24"/>
         </w:rPr>
-        <w:t>В [наименование районного/городского суда по месту нахождения нотариуса]</w:t>
+        <w:t>(по месту нахождения нотариуса)</w:t>
       </w:r>
     </w:p>
     <w:p>
       <w:pPr>
+        <w:spacing w:before="0" w:after="40"/>
+        <w:ind w:firstLine="0"/>
         <w:jc w:val="right"/>
       </w:pPr>
       <w:r>
         <w:rPr>
           <w:rFonts w:ascii="Times New Roman" w:hAnsi="Times New Roman"/>
           <w:b w:val="0"/>
-          <w:sz w:val="22"/>
+          <w:sz w:val="24"/>
         </w:rPr>
-        <w:t>Заявитель: [ФИО полностью, ИИН, адрес, телефон, e-mail]</w:t>
       </w:r>
     </w:p>
     <w:p>
       <w:pPr>
+        <w:spacing w:before="0" w:after="40"/>
+        <w:ind w:firstLine="0"/>
         <w:jc w:val="right"/>
       </w:pPr>
       <w:r>
         <w:rPr>
           <w:rFonts w:ascii="Times New Roman" w:hAnsi="Times New Roman"/>
           <w:b w:val="0"/>
-          <w:sz w:val="22"/>
+          <w:sz w:val="24"/>
         </w:rPr>
-        <w:t>Заинтересованное лицо 1: нотариус [ФИО], [нотариальный округ], последний известный адрес: [адрес], статус: [деятельность прекращена / приостановлена / адрес неизвестен]</w:t>
+        <w:t>Заявитель: [ФИО ЗАЯВИТЕЛЯ ЗАГЛАВНЫМИ БУКВАМИ]</w:t>
       </w:r>
     </w:p>
     <w:p>
       <w:pPr>
+        <w:spacing w:before="0" w:after="40"/>
+        <w:ind w:firstLine="0"/>
         <w:jc w:val="right"/>
       </w:pPr>
       <w:r>
         <w:rPr>
           <w:rFonts w:ascii="Times New Roman" w:hAnsi="Times New Roman"/>
           <w:b w:val="0"/>
-          <w:sz w:val="22"/>
+          <w:sz w:val="24"/>
         </w:rPr>
-        <w:t>Заинтересованное лицо 2: взыскатель [наименование/ФИО, БИН/ИИН, адрес]</w:t>
+        <w:t>[дд.мм.гггг] г.р., ИИН [000000000000]</w:t>
       </w:r>
     </w:p>
     <w:p>
       <w:pPr>
+        <w:spacing w:before="0" w:after="40"/>
+        <w:ind w:firstLine="0"/>
         <w:jc w:val="right"/>
       </w:pPr>
       <w:r>
         <w:rPr>
           <w:rFonts w:ascii="Times New Roman" w:hAnsi="Times New Roman"/>
           <w:b w:val="0"/>
-          <w:sz w:val="22"/>
+          <w:sz w:val="24"/>
         </w:rPr>
-        <w:t>Заинтересованное лицо 3: ЧСИ [ФИО, адрес, номер ИП] - если исполнительное производство возбуждено</w:t>
+        <w:t>адрес: Республика Казахстан, [город/область],</w:t>
       </w:r>
     </w:p>
     <w:p>
+      <w:pPr>
+        <w:spacing w:before="0" w:after="40"/>
+        <w:ind w:firstLine="0"/>
+        <w:jc w:val="right"/>
+      </w:pPr>
       <w:r>
         <w:rPr>
           <w:rFonts w:ascii="Times New Roman" w:hAnsi="Times New Roman"/>
           <w:b w:val="0"/>
-          <w:sz w:val="22"/>
+          <w:sz w:val="24"/>
         </w:rPr>
+        <w:t>[район], ул. [название], [дом], кв. [кв.]</w:t>
       </w:r>
     </w:p>
-    <w:tbl>
-      <w:tblPr>
-        <w:tblW w:type="auto" w:w="0"/>
-        <w:jc w:val="center"/>
-        <w:tblLook w:firstColumn="1" w:firstRow="1" w:lastColumn="0" w:lastRow="0" w:noHBand="0" w:noVBand="1" w:val="04A0"/>
-        <w:tblBorders>
-          <w:top w:val="single" w:sz="4" w:space="0" w:color="BFBFBF"/>
-          <w:left w:val="single" w:sz="4" w:space="0" w:color="BFBFBF"/>
-          <w:bottom w:val="single" w:sz="4" w:space="0" w:color="BFBFBF"/>
-          <w:right w:val="single" w:sz="4" w:space="0" w:color="BFBFBF"/>
-          <w:insideH w:val="single" w:sz="4" w:space="0" w:color="BFBFBF"/>
-          <w:insideV w:val="single" w:sz="4" w:space="0" w:color="BFBFBF"/>
-        </w:tblBorders>
-      </w:tblPr>
-      <w:tblGrid>
-        <w:gridCol w:w="10256"/>
-      </w:tblGrid>
-      <w:tr>
-        <w:tc>
-          <w:tcPr>
-            <w:tcW w:type="dxa" w:w="10256"/>
-            <w:vAlign w:val="center"/>
-            <w:shd w:fill="F2F2F2"/>
-          </w:tcPr>
-          <w:p>
-            <w:r>
-              <w:rPr>
-                <w:rFonts w:ascii="Times New Roman" w:hAnsi="Times New Roman"/>
-                <w:b/>
-                <w:sz w:val="20"/>
-              </w:rPr>
-              <w:t xml:space="preserve">Название документа: </w:t>
-            </w:r>
-            <w:r>
-              <w:rPr>
-                <w:rFonts w:ascii="Times New Roman" w:hAnsi="Times New Roman"/>
-                <w:sz w:val="20"/>
-              </w:rPr>
-              <w:t>В Судебном кабинете такой документ безопаснее подавать как жалобу на нотариальное действие/исполнительную надпись, а не как обычный иск. В тексте можно указать: “если суд считает срок пропущенным, прошу восстановить срок”.</w:t>
-            </w:r>
-          </w:p>
-        </w:tc>
-      </w:tr>
-    </w:tbl>
     <w:p>
+      <w:pPr>
+        <w:spacing w:before="0" w:after="40"/>
+        <w:ind w:firstLine="0"/>
+        <w:jc w:val="right"/>
+      </w:pPr>
       <w:r>
         <w:rPr>
           <w:rFonts w:ascii="Times New Roman" w:hAnsi="Times New Roman"/>
           <w:b w:val="0"/>
-          <w:sz w:val="22"/>
+          <w:sz w:val="24"/>
+        </w:rPr>
+        <w:t>тел.: [+7 ___ ___ __ __]</w:t>
+      </w:r>
+    </w:p>
+    <w:p>
+      <w:pPr>
+        <w:spacing w:before="0" w:after="40"/>
+        <w:ind w:firstLine="0"/>
+        <w:jc w:val="right"/>
+      </w:pPr>
+      <w:r>
+        <w:rPr>
+          <w:rFonts w:ascii="Times New Roman" w:hAnsi="Times New Roman"/>
+          <w:b w:val="0"/>
+          <w:sz w:val="24"/>
         </w:rPr>
       </w:r>
     </w:p>
     <w:p>
+      <w:pPr>
+        <w:spacing w:before="0" w:after="40"/>
+        <w:ind w:firstLine="0"/>
+        <w:jc w:val="right"/>
+      </w:pPr>
       <w:r>
         <w:rPr>
           <w:rFonts w:ascii="Times New Roman" w:hAnsi="Times New Roman"/>
           <w:b w:val="0"/>
-          <w:sz w:val="22"/>
+          <w:sz w:val="24"/>
         </w:rPr>
-        <w:t>Мне стало известно о совершении исполнительной надписи нотариуса № [номер] от [дата], совершенной нотариусом [ФИО нотариуса], о взыскании с меня в пользу [взыскатель] суммы [сумма] тенге.</w:t>
+        <w:t>Заинтересованное лицо: [НАИМЕНОВАНИЕ БАНКА/ВЗЫСКАТЕЛЯ]</w:t>
       </w:r>
     </w:p>
     <w:p>
+      <w:pPr>
+        <w:spacing w:before="0" w:after="40"/>
+        <w:ind w:firstLine="0"/>
+        <w:jc w:val="right"/>
+      </w:pPr>
+      <w:r>
+        <w:rPr>
+          <w:rFonts w:ascii="Times New Roman" w:hAnsi="Times New Roman"/>
+          <w:b/>
+          <w:sz w:val="24"/>
+        </w:rPr>
+        <w:t>БИН [000000000000]</w:t>
+      </w:r>
+    </w:p>
+    <w:p>
+      <w:pPr>
+        <w:spacing w:before="0" w:after="40"/>
+        <w:ind w:firstLine="0"/>
+        <w:jc w:val="right"/>
+      </w:pPr>
       <w:r>
         <w:rPr>
           <w:rFonts w:ascii="Times New Roman" w:hAnsi="Times New Roman"/>
           <w:b w:val="0"/>
-          <w:sz w:val="22"/>
+          <w:sz w:val="24"/>
         </w:rPr>
-        <w:t>О наличии исполнительной надписи я узнал(а) [дата] из [АИС ОИП / постановления ЧСИ / уведомления банка / ареста счета / иного источника]. Копию исполнительной надписи ранее не получал(а) / получил(а) только [дата].</w:t>
+        <w:t>адрес: [юридический адрес]</w:t>
       </w:r>
     </w:p>
     <w:p>
+      <w:pPr>
+        <w:spacing w:before="0" w:after="40"/>
+        <w:ind w:firstLine="0"/>
+        <w:jc w:val="right"/>
+      </w:pPr>
       <w:r>
         <w:rPr>
           <w:rFonts w:ascii="Times New Roman" w:hAnsi="Times New Roman"/>
           <w:b w:val="0"/>
-          <w:sz w:val="22"/>
+          <w:sz w:val="24"/>
         </w:rPr>
-        <w:t>Направить возражение нотариусу во внесудебном порядке невозможно либо затруднительно, поскольку нотариус [ФИО] прекратил деятельность / членство приостановлено / фактически не осуществляет прием / корреспонденция возвращается / отсутствует актуальный адрес. Данное обстоятельство подтверждается [скрин/справка ЕНИС, ответ нотариальной палаты, почтовый возврат, иное].</w:t>
       </w:r>
     </w:p>
     <w:p>
+      <w:pPr>
+        <w:spacing w:before="0" w:after="40"/>
+        <w:ind w:firstLine="0"/>
+        <w:jc w:val="right"/>
+      </w:pPr>
       <w:r>
         <w:rPr>
           <w:rFonts w:ascii="Times New Roman" w:hAnsi="Times New Roman"/>
           <w:b w:val="0"/>
-          <w:sz w:val="22"/>
+          <w:sz w:val="24"/>
         </w:rPr>
-        <w:t>С исполнительной надписью не согласен(на), так как требование взыскателя является спорным и не может считаться бесспорным.</w:t>
+        <w:t>Заинтересованное лицо: Нотариальная палата [города/области]</w:t>
       </w:r>
     </w:p>
     <w:p>
+      <w:pPr>
+        <w:spacing w:before="0" w:after="40"/>
+        <w:ind w:firstLine="0"/>
+        <w:jc w:val="right"/>
+      </w:pPr>
+      <w:r>
+        <w:rPr>
+          <w:rFonts w:ascii="Times New Roman" w:hAnsi="Times New Roman"/>
+          <w:b w:val="0"/>
+          <w:sz w:val="24"/>
+        </w:rPr>
+        <w:t>для истребования нотариального дела бывшего нотариуса</w:t>
+      </w:r>
+    </w:p>
+    <w:p>
+      <w:pPr>
+        <w:spacing w:before="0" w:after="40"/>
+        <w:ind w:firstLine="0"/>
+        <w:jc w:val="right"/>
+      </w:pPr>
       <w:r>
         <w:rPr>
           <w:rFonts w:ascii="Times New Roman" w:hAnsi="Times New Roman"/>
           <w:b/>
-          <w:sz w:val="22"/>
+          <w:sz w:val="24"/>
         </w:rPr>
-        <w:t>Основания для отмены:</w:t>
+        <w:t>[ФИО НОТАРИУСА ЗАГЛАВНЫМИ БУКВАМИ]</w:t>
       </w:r>
     </w:p>
     <w:p>
       <w:pPr>
-        <w:pStyle w:val="ListBullet"/>
+        <w:spacing w:before="240" w:after="120"/>
+        <w:ind w:firstLine="0"/>
+        <w:jc w:val="center"/>
       </w:pPr>
       <w:r>
         <w:rPr>
           <w:rFonts w:ascii="Times New Roman" w:hAnsi="Times New Roman"/>
-          <w:sz w:val="22"/>
+          <w:b/>
+          <w:sz w:val="28"/>
         </w:rPr>
-        <w:t>Требование взыскателя является спорным: я не признаю сумму/основание/период задолженности.</w:t>
+        <w:t>ЖАЛОБА</w:t>
       </w:r>
     </w:p>
     <w:p>
       <w:pPr>
-        <w:pStyle w:val="ListBullet"/>
+        <w:spacing w:before="40" w:after="120"/>
+        <w:ind w:firstLine="0"/>
+        <w:jc w:val="center"/>
       </w:pPr>
       <w:r>
         <w:rPr>
           <w:rFonts w:ascii="Times New Roman" w:hAnsi="Times New Roman"/>
-          <w:sz w:val="22"/>
+          <w:b/>
+          <w:sz w:val="24"/>
         </w:rPr>
-        <w:t>Отсутствуют доказательства надлежащего уведомления должника и вручения копии исполнительной надписи.</w:t>
+        <w:t>на совершённое нотариальное действие в виде исполнительной надписи</w:t>
+        <w:br/>
+        <w:t>и заявление об отмене исполнительной надписи</w:t>
       </w:r>
     </w:p>
     <w:p>
       <w:pPr>
-        <w:pStyle w:val="ListBullet"/>
+        <w:spacing w:before="0" w:after="120"/>
+        <w:ind w:firstLine="709"/>
+        <w:jc w:val="both"/>
       </w:pPr>
       <w:r>
         <w:rPr>
           <w:rFonts w:ascii="Times New Roman" w:hAnsi="Times New Roman"/>
-          <w:sz w:val="22"/>
+          <w:b w:val="0"/>
+          <w:sz w:val="24"/>
         </w:rPr>
-        <w:t>Не проверена бесспорность задолженности, расчет суммы, наличие/размер процентов, штрафов и комиссий.</w:t>
+        <w:t>«[число]» [месяц] [год] года нотариусом [города/области] [ФИО НОТАРИУСА] была совершена исполнительная надпись, уникальный номер [XXXXXXX-XXXXXX/XXX], зарегистрированная в реестре за №[XXXX].</w:t>
       </w:r>
     </w:p>
     <w:p>
       <w:pPr>
-        <w:pStyle w:val="ListBullet"/>
+        <w:spacing w:before="0" w:after="120"/>
+        <w:ind w:firstLine="709"/>
+        <w:jc w:val="both"/>
       </w:pPr>
       <w:r>
         <w:rPr>
           <w:rFonts w:ascii="Times New Roman" w:hAnsi="Times New Roman"/>
-          <w:sz w:val="22"/>
+          <w:b w:val="0"/>
+          <w:sz w:val="24"/>
         </w:rPr>
-        <w:t>Имеются обстоятельства, которые должны рассматриваться в исковом порядке: [описать конкретно].</w:t>
+        <w:t>Согласно исполнительной надписи, с меня, [ФИО ЗАЯВИТЕЛЯ], [дата рождения] г.р., ИИН [ИИН], в пользу [наименование взыскателя], БИН [БИН], взыскана задолженность по договору [номер договора] от [дата договора] за период с [дата] по [дата] в сумме [СУММА ДОЛГА] тенге, а также расходы по совершению исполнительной надписи в сумме [РАСХОДЫ] тенге. Общая сумма взыскания составляет [ИТОГО] тенге.</w:t>
       </w:r>
     </w:p>
     <w:p>
       <w:pPr>
-        <w:pStyle w:val="ListBullet"/>
+        <w:spacing w:before="0" w:after="120"/>
+        <w:ind w:firstLine="709"/>
+        <w:jc w:val="both"/>
       </w:pPr>
       <w:r>
         <w:rPr>
           <w:rFonts w:ascii="Times New Roman" w:hAnsi="Times New Roman"/>
-          <w:sz w:val="22"/>
+          <w:b w:val="0"/>
+          <w:sz w:val="24"/>
         </w:rPr>
-        <w:t>Нотариус, совершивший исполнительную надпись, фактически недоступен для подачи возражения, поэтому защита права возможна через суд.</w:t>
+        <w:t>С указанной исполнительной надписью и заявленным требованием я не согласен(а). Считаю требование спорным, сумму задолженности неподтверждённой и подлежащей судебной проверке, а исполнительную надпись — подлежащей отмене.</w:t>
       </w:r>
     </w:p>
     <w:p>
+      <w:pPr>
+        <w:spacing w:before="0" w:after="120"/>
+        <w:ind w:firstLine="709"/>
+        <w:jc w:val="both"/>
+      </w:pPr>
+      <w:r>
+        <w:rPr>
+          <w:rFonts w:ascii="Times New Roman" w:hAnsi="Times New Roman"/>
+          <w:b w:val="0"/>
+          <w:sz w:val="24"/>
+        </w:rPr>
+        <w:t>Копию исполнительной надписи надлежащим образом и своевременно я не получал(а). О наличии исполнительной надписи, взыскания и/или исполнительного производства мне стало известно позднее, после получения информации через электронные сервисы, банк либо судебного исполнителя. В связи с этим прошу восстановить срок на подачу настоящей жалобы, если суд посчитает данный срок пропущенным.</w:t>
+      </w:r>
+    </w:p>
+    <w:p>
+      <w:pPr>
+        <w:spacing w:before="0" w:after="120"/>
+        <w:ind w:firstLine="709"/>
+        <w:jc w:val="both"/>
+      </w:pPr>
+      <w:r>
+        <w:rPr>
+          <w:rFonts w:ascii="Times New Roman" w:hAnsi="Times New Roman"/>
+          <w:b w:val="0"/>
+          <w:sz w:val="24"/>
+        </w:rPr>
+        <w:t>В тексте исполнительной надписи указано, что должник вправе в течение десяти рабочих дней со дня получения копии исполнительной надписи направить нотариусу возражения против заявленного требования. Однако на момент обращения нотариус, совершивший исполнительную надпись, прекратил деятельность, в связи с чем подача возражения указанному нотариусу и получение постановления об отмене исполнительной надписи во внесудебном порядке невозможны либо существенно затруднены.</w:t>
+      </w:r>
+    </w:p>
+    <w:p>
+      <w:pPr>
+        <w:spacing w:before="0" w:after="120"/>
+        <w:ind w:firstLine="709"/>
+        <w:jc w:val="both"/>
+      </w:pPr>
+      <w:r>
+        <w:rPr>
+          <w:rFonts w:ascii="Times New Roman" w:hAnsi="Times New Roman"/>
+          <w:b w:val="0"/>
+          <w:sz w:val="24"/>
+        </w:rPr>
+        <w:t>Согласно сведениям открытого реестра Е-Нотариат, нотариус [ФИО нотариуса], Нотариальная палата [города/области], государственная лицензия [№_____ от дд.мм.гггг], адрес: [адрес], имеет статус «деятельность прекращена».</w:t>
+      </w:r>
+    </w:p>
+    <w:p>
+      <w:pPr>
+        <w:spacing w:before="0" w:after="120"/>
+        <w:ind w:firstLine="709"/>
+        <w:jc w:val="both"/>
+      </w:pPr>
+      <w:r>
+        <w:rPr>
+          <w:rFonts w:ascii="Times New Roman" w:hAnsi="Times New Roman"/>
+          <w:b w:val="0"/>
+          <w:sz w:val="24"/>
+        </w:rPr>
+        <w:t>Исполнительная надпись допускается только при наличии бесспорности задолженности и документов, подтверждающих заявленное требование. Я не признавал(а) указанную сумму задолженности, не подписывал(а) акт сверки расчётов, не давал(а) письменного признания долга в заявленном размере и не соглашался(лась) на взыскание данной суммы в бесспорном порядке.</w:t>
+      </w:r>
+    </w:p>
+    <w:p>
+      <w:pPr>
+        <w:spacing w:before="0" w:after="120"/>
+        <w:ind w:firstLine="709"/>
+        <w:jc w:val="both"/>
+      </w:pPr>
+      <w:r>
+        <w:rPr>
+          <w:rFonts w:ascii="Times New Roman" w:hAnsi="Times New Roman"/>
+          <w:b w:val="0"/>
+          <w:sz w:val="24"/>
+        </w:rPr>
+        <w:t>Исполнительная надпись содержит период задолженности с [дата] по [дата]. Данный период, расчёт задолженности, наличие бесспорности требования, соблюдение срока обращения за взысканием, направление уведомлений должнику и надлежащее вручение копии исполнительной надписи подлежат проверке судом.</w:t>
+      </w:r>
+    </w:p>
+    <w:p>
+      <w:pPr>
+        <w:spacing w:before="0" w:after="120"/>
+        <w:ind w:firstLine="709"/>
+        <w:jc w:val="both"/>
+      </w:pPr>
+      <w:r>
+        <w:rPr>
+          <w:rFonts w:ascii="Times New Roman" w:hAnsi="Times New Roman"/>
+          <w:b w:val="0"/>
+          <w:sz w:val="24"/>
+        </w:rPr>
+        <w:t>Согласно статье 364 Гражданского процессуального кодекса Республики Казахстан заинтересованное лицо, считающее неправильным совершённое нотариальное действие, вправе обратиться с жалобой в суд по месту нахождения нотариуса или должностного лица, совершившего нотариальное действие.</w:t>
+      </w:r>
+    </w:p>
+    <w:p>
+      <w:pPr>
+        <w:spacing w:before="0" w:after="120"/>
+        <w:ind w:firstLine="709"/>
+        <w:jc w:val="both"/>
+      </w:pPr>
+      <w:r>
+        <w:rPr>
+          <w:rFonts w:ascii="Times New Roman" w:hAnsi="Times New Roman"/>
+          <w:b w:val="0"/>
+          <w:sz w:val="24"/>
+        </w:rPr>
+        <w:t>Согласно статье 92-8 Закона Республики Казахстан «О нотариате», если исполнительная надпись не отменена нотариусом по возражению должника, её оспаривание осуществляется в судебном порядке. С учётом прекращения деятельности нотариуса и невозможности разрешения вопроса у нотариуса прошу суд рассмотреть настоящую жалобу и отменить исполнительную надпись.</w:t>
+      </w:r>
+    </w:p>
+    <w:p>
+      <w:pPr>
+        <w:spacing w:before="0" w:after="80"/>
+        <w:ind w:firstLine="709"/>
+        <w:jc w:val="both"/>
+      </w:pPr>
+      <w:r>
+        <w:rPr>
+          <w:rFonts w:ascii="Times New Roman" w:hAnsi="Times New Roman"/>
+          <w:b w:val="0"/>
+          <w:sz w:val="24"/>
+        </w:rPr>
+        <w:t>На основании изложенного, руководствуясь статьями 364–367 Гражданского процессуального кодекса Республики Казахстан, а также статьями 92-1, 92-2, 92-6, 92-8 Закона Республики Казахстан «О нотариате»,</w:t>
+      </w:r>
+    </w:p>
+    <w:p>
+      <w:pPr>
+        <w:spacing w:before="0" w:after="80"/>
+        <w:ind w:firstLine="0"/>
+        <w:jc w:val="center"/>
+      </w:pPr>
       <w:r>
         <w:rPr>
           <w:rFonts w:ascii="Times New Roman" w:hAnsi="Times New Roman"/>
           <w:b/>
-          <w:sz w:val="22"/>
+          <w:sz w:val="24"/>
         </w:rPr>
-        <w:t>Правовое обоснование:</w:t>
+        <w:t>ПРОШУ СУД:</w:t>
       </w:r>
     </w:p>
     <w:p>
+      <w:pPr>
+        <w:spacing w:before="0" w:after="80"/>
+        <w:ind w:firstLine="0" w:left="0"/>
+        <w:jc w:val="both"/>
+      </w:pPr>
       <w:r>
         <w:rPr>
           <w:rFonts w:ascii="Times New Roman" w:hAnsi="Times New Roman"/>
-          <w:b w:val="0"/>
-          <w:sz w:val="22"/>
+          <w:sz w:val="24"/>
         </w:rPr>
-        <w:t>Заинтересованное лицо, считающее неправильным совершенное нотариальное действие, вправе обратиться в суд по месту нахождения нотариуса. Исполнительная надпись, по которой должник заявляет возражения и спорит с требованием, подлежит оспариванию в судебном порядке. Если суд посчитает, что срок обращения пропущен, прошу восстановить срок, поскольку о нарушении права я узнал(а) только [дата], а внесудебная отмена через нотариуса невозможна по причинам, указанным выше.</w:t>
+        <w:t>1. Принять настоящую жалобу к производству суда.</w:t>
       </w:r>
     </w:p>
     <w:p>
+      <w:pPr>
+        <w:spacing w:before="0" w:after="80"/>
+        <w:ind w:firstLine="0" w:left="0"/>
+        <w:jc w:val="both"/>
+      </w:pPr>
+      <w:r>
+        <w:rPr>
+          <w:rFonts w:ascii="Times New Roman" w:hAnsi="Times New Roman"/>
+          <w:sz w:val="24"/>
+        </w:rPr>
+        <w:t>2. Восстановить срок на подачу жалобы на исполнительную надпись, если суд посчитает срок пропущенным, поскольку копия исполнительной надписи не была надлежащим образом и своевременно вручена заявителю, а нотариус, совершивший исполнительную надпись, прекратил деятельность.</w:t>
+      </w:r>
+    </w:p>
+    <w:p>
+      <w:pPr>
+        <w:spacing w:before="0" w:after="80"/>
+        <w:ind w:firstLine="0" w:left="0"/>
+        <w:jc w:val="both"/>
+      </w:pPr>
+      <w:r>
+        <w:rPr>
+          <w:rFonts w:ascii="Times New Roman" w:hAnsi="Times New Roman"/>
+          <w:sz w:val="24"/>
+        </w:rPr>
+        <w:t>3. Признать неправильным нотариальное действие по совершению исполнительной надписи от «[число]» [месяц] [год] года, уникальный номер [XXXXXXX-XXXXXX/XXX], зарегистрированной в реестре за №[XXXX].</w:t>
+      </w:r>
+    </w:p>
+    <w:p>
+      <w:pPr>
+        <w:spacing w:before="0" w:after="80"/>
+        <w:ind w:firstLine="0" w:left="0"/>
+        <w:jc w:val="both"/>
+      </w:pPr>
+      <w:r>
+        <w:rPr>
+          <w:rFonts w:ascii="Times New Roman" w:hAnsi="Times New Roman"/>
+          <w:sz w:val="24"/>
+        </w:rPr>
+        <w:t>4. Отменить исполнительную надпись от «[число]» [месяц] [год] года, уникальный номер [XXXXXXX-XXXXXX/XXX], зарегистрированную в реестре за №[XXXX], о взыскании с [ФИО ЗАЯВИТЕЛЯ], ИИН [ИИН], в пользу [наименование взыскателя], БИН [БИН], общей суммы [ИТОГО] тенге.</w:t>
+      </w:r>
+    </w:p>
+    <w:p>
+      <w:pPr>
+        <w:spacing w:before="0" w:after="80"/>
+        <w:ind w:firstLine="0" w:left="0"/>
+        <w:jc w:val="both"/>
+      </w:pPr>
+      <w:r>
+        <w:rPr>
+          <w:rFonts w:ascii="Times New Roman" w:hAnsi="Times New Roman"/>
+          <w:sz w:val="24"/>
+        </w:rPr>
+        <w:t>5. Истребовать из нотариального архива и/или Нотариальной палаты [города/области] материалы, на основании которых была совершена указанная исполнительная надпись, включая заявление взыскателя, договор, расчёт задолженности, документы о бесспорности требования, документы о письменном признании долга и доказательства направления копии исполнительной надписи должнику.</w:t>
+      </w:r>
+    </w:p>
+    <w:p>
+      <w:pPr>
+        <w:spacing w:before="0" w:after="80"/>
+        <w:ind w:firstLine="0" w:left="0"/>
+        <w:jc w:val="both"/>
+      </w:pPr>
+      <w:r>
+        <w:rPr>
+          <w:rFonts w:ascii="Times New Roman" w:hAnsi="Times New Roman"/>
+          <w:sz w:val="24"/>
+        </w:rPr>
+        <w:t>6. Истребовать у [наименование взыскателя] документы, подтверждающие размер и бесспорность задолженности, расчёт задолженности, договор, выписку по счёту/платежам, претензии и доказательства их вручения должнику.</w:t>
+      </w:r>
+    </w:p>
+    <w:p>
+      <w:pPr>
+        <w:spacing w:before="0" w:after="80"/>
+        <w:ind w:firstLine="0" w:left="0"/>
+        <w:jc w:val="both"/>
+      </w:pPr>
+      <w:r>
+        <w:rPr>
+          <w:rFonts w:ascii="Times New Roman" w:hAnsi="Times New Roman"/>
+          <w:sz w:val="24"/>
+        </w:rPr>
+        <w:t>7. При наличии возбуждённого исполнительного производства направить судебный акт судебному исполнителю для прекращения взыскания и снятия арестов/ограничений, наложенных на основании указанной исполнительной надписи.</w:t>
+      </w:r>
+    </w:p>
+    <w:p>
+      <w:pPr>
+        <w:spacing w:before="0" w:after="80"/>
+        <w:ind w:firstLine="0" w:left="0"/>
+        <w:jc w:val="both"/>
+      </w:pPr>
+      <w:r>
+        <w:rPr>
+          <w:rFonts w:ascii="Times New Roman" w:hAnsi="Times New Roman"/>
+          <w:sz w:val="24"/>
+        </w:rPr>
+        <w:t>8. До рассмотрения жалобы по существу, при наличии исполнительного производства, рассмотреть вопрос о приостановлении исполнительных действий по указанной исполнительной надписи.</w:t>
+      </w:r>
+    </w:p>
+    <w:p>
+      <w:pPr>
+        <w:spacing w:before="160" w:after="40"/>
+        <w:ind w:firstLine="0"/>
+        <w:jc w:val="both"/>
+      </w:pPr>
       <w:r>
         <w:rPr>
           <w:rFonts w:ascii="Times New Roman" w:hAnsi="Times New Roman"/>
           <w:b/>
-          <w:sz w:val="22"/>
-        </w:rPr>
-        <w:t>Прошу суд:</w:t>
-      </w:r>
-    </w:p>
-    <w:p>
-      <w:pPr>
-        <w:pStyle w:val="ListNumber"/>
-      </w:pPr>
-      <w:r>
-        <w:rPr>
-          <w:rFonts w:ascii="Times New Roman" w:hAnsi="Times New Roman"/>
-          <w:sz w:val="22"/>
-        </w:rPr>
-        <w:t>Восстановить срок на подачу жалобы, если суд придет к выводу о его пропуске.</w:t>
-      </w:r>
-    </w:p>
-    <w:p>
-      <w:pPr>
-        <w:pStyle w:val="ListNumber"/>
-      </w:pPr>
-      <w:r>
-        <w:rPr>
-          <w:rFonts w:ascii="Times New Roman" w:hAnsi="Times New Roman"/>
-          <w:sz w:val="22"/>
-        </w:rPr>
-        <w:t>Признать неправильным совершенное нотариальное действие - исполнительную надпись нотариуса [ФИО] № [номер] от [дата].</w:t>
-      </w:r>
-    </w:p>
-    <w:p>
-      <w:pPr>
-        <w:pStyle w:val="ListNumber"/>
-      </w:pPr>
-      <w:r>
-        <w:rPr>
-          <w:rFonts w:ascii="Times New Roman" w:hAnsi="Times New Roman"/>
-          <w:sz w:val="22"/>
-        </w:rPr>
-        <w:t>Отменить исполнительную надпись нотариуса [ФИО] № [номер] от [дата] о взыскании с [ФИО должника] в пользу [взыскатель] суммы [сумма] тенге.</w:t>
-      </w:r>
-    </w:p>
-    <w:p>
-      <w:pPr>
-        <w:pStyle w:val="ListNumber"/>
-      </w:pPr>
-      <w:r>
-        <w:rPr>
-          <w:rFonts w:ascii="Times New Roman" w:hAnsi="Times New Roman"/>
-          <w:sz w:val="22"/>
-        </w:rPr>
-        <w:t>Истребовать у взыскателя, нотариальной палаты, архива нотариуса и/или ЧСИ материалы, на основании которых была совершена исполнительная надпись.</w:t>
-      </w:r>
-    </w:p>
-    <w:p>
-      <w:pPr>
-        <w:pStyle w:val="ListNumber"/>
-      </w:pPr>
-      <w:r>
-        <w:rPr>
-          <w:rFonts w:ascii="Times New Roman" w:hAnsi="Times New Roman"/>
-          <w:sz w:val="22"/>
-        </w:rPr>
-        <w:t>Направить копию судебного акта частному судебному исполнителю [ФИО ЧСИ] для прекращения/окончания исполнительного производства и снятия мер принудительного исполнения - при наличии исполнительного производства.</w:t>
-      </w:r>
-    </w:p>
-    <w:p>
-      <w:pPr>
-        <w:pStyle w:val="ListNumber"/>
-      </w:pPr>
-      <w:r>
-        <w:rPr>
-          <w:rFonts w:ascii="Times New Roman" w:hAnsi="Times New Roman"/>
-          <w:sz w:val="22"/>
-        </w:rPr>
-        <w:t>Рассмотреть вопрос о приостановлении исполнительных действий до вступления судебного акта в законную силу - при наличии отдельного ходатайства.</w:t>
-      </w:r>
-    </w:p>
-    <w:p>
-      <w:r>
-        <w:rPr>
-          <w:rFonts w:ascii="Times New Roman" w:hAnsi="Times New Roman"/>
-          <w:b/>
-          <w:sz w:val="22"/>
+          <w:sz w:val="24"/>
         </w:rPr>
         <w:t>Приложения:</w:t>
       </w:r>
     </w:p>
     <w:p>
       <w:pPr>
-        <w:pStyle w:val="ListBullet"/>
+        <w:spacing w:before="0" w:after="40"/>
+        <w:ind w:firstLine="0"/>
+        <w:jc w:val="both"/>
       </w:pPr>
       <w:r>
         <w:rPr>
           <w:rFonts w:ascii="Times New Roman" w:hAnsi="Times New Roman"/>
-          <w:sz w:val="22"/>
+          <w:b w:val="0"/>
+          <w:sz w:val="24"/>
         </w:rPr>
-        <w:t>Копия удостоверения личности заявителя.</w:t>
+        <w:t>1. Копия исполнительной надписи.</w:t>
       </w:r>
     </w:p>
     <w:p>
       <w:pPr>
-        <w:pStyle w:val="ListBullet"/>
+        <w:spacing w:before="0" w:after="40"/>
+        <w:ind w:firstLine="0"/>
+        <w:jc w:val="both"/>
       </w:pPr>
       <w:r>
         <w:rPr>
           <w:rFonts w:ascii="Times New Roman" w:hAnsi="Times New Roman"/>
-          <w:sz w:val="22"/>
+          <w:b w:val="0"/>
+          <w:sz w:val="24"/>
         </w:rPr>
-        <w:t>Копия исполнительной надписи - при наличии.</w:t>
+        <w:t>2. Копия удостоверения личности.</w:t>
       </w:r>
     </w:p>
     <w:p>
       <w:pPr>
-        <w:pStyle w:val="ListBullet"/>
+        <w:spacing w:before="0" w:after="240"/>
+        <w:ind w:firstLine="0"/>
+        <w:jc w:val="both"/>
       </w:pPr>
       <w:r>
         <w:rPr>
           <w:rFonts w:ascii="Times New Roman" w:hAnsi="Times New Roman"/>
-          <w:sz w:val="22"/>
+          <w:b w:val="0"/>
+          <w:sz w:val="24"/>
         </w:rPr>
-        <w:t>Постановление ЧСИ о возбуждении исполнительного производства/арестах/запрете - при наличии.</w:t>
+        <w:t>3. Иные документы при наличии.</w:t>
       </w:r>
     </w:p>
     <w:p>
       <w:pPr>
-        <w:pStyle w:val="ListBullet"/>
+        <w:spacing w:before="240" w:after="80"/>
+        <w:ind w:firstLine="0"/>
+        <w:jc w:val="both"/>
       </w:pPr>
       <w:r>
         <w:rPr>
           <w:rFonts w:ascii="Times New Roman" w:hAnsi="Times New Roman"/>
-          <w:sz w:val="22"/>
+          <w:b w:val="0"/>
+          <w:sz w:val="24"/>
         </w:rPr>
-        <w:t>Доказательство даты, когда стало известно об исполнительной надписи: уведомление банка, АИС ОИП, постановление ЧСИ, SMS, скрин, иное.</w:t>
       </w:r>
     </w:p>
     <w:p>
       <w:pPr>
-        <w:pStyle w:val="ListBullet"/>
+        <w:spacing w:before="0" w:after="0"/>
+        <w:ind w:firstLine="0"/>
+        <w:jc w:val="left"/>
       </w:pPr>
       <w:r>
         <w:rPr>
           <w:rFonts w:ascii="Times New Roman" w:hAnsi="Times New Roman"/>
-          <w:sz w:val="22"/>
+          <w:sz w:val="24"/>
         </w:rPr>
-        <w:t>Доказательства отсутствия/прекращения деятельности нотариуса: скрин ЕНИС, ответ нотариальной палаты, почтовый возврат, иное.</w:t>
+        <w:t>Дата: «___» ____________ 20___ г.          Подпись: _________________________ /</w:t>
       </w:r>
-    </w:p>
-    <w:p>
-      <w:pPr>
-        <w:pStyle w:val="ListBullet"/>
-      </w:pPr>
-      <w:r>
-        <w:rPr>
-          <w:rFonts w:ascii="Times New Roman" w:hAnsi="Times New Roman"/>
-          <w:sz w:val="22"/>
-        </w:rPr>
-        <w:t>Документы, подтверждающие спорность требования: квитанции, выписки, переписка, договор, расчет, обращения к взыскателю, иное.</w:t>
-      </w:r>
-    </w:p>
-    <w:p>
-      <w:pPr>
-        <w:pStyle w:val="ListBullet"/>
-      </w:pPr>
-      <w:r>
-        <w:rPr>
-          <w:rFonts w:ascii="Times New Roman" w:hAnsi="Times New Roman"/>
-          <w:sz w:val="22"/>
-        </w:rPr>
-        <w:t>Копии жалобы и приложений для заинтересованных лиц.</w:t>
-      </w:r>
-    </w:p>
-    <w:p>
-      <w:pPr>
-        <w:pStyle w:val="ListBullet"/>
-      </w:pPr>
-      <w:r>
-        <w:rPr>
-          <w:rFonts w:ascii="Times New Roman" w:hAnsi="Times New Roman"/>
-          <w:sz w:val="22"/>
-        </w:rPr>
-        <w:t>Квитанция об оплате госпошлины - если требуется судом/Судебным кабинетом.</w:t>
-      </w:r>
-    </w:p>
-    <w:p>
-      <w:pPr>
-        <w:pStyle w:val="ListBullet"/>
-      </w:pPr>
-      <w:r>
-        <w:rPr>
-          <w:rFonts w:ascii="Times New Roman" w:hAnsi="Times New Roman"/>
-          <w:sz w:val="22"/>
-        </w:rPr>
-        <w:t>Ходатайство о приостановлении исполнительных действий - если есть действующее исполнительное производство.</w:t>
-      </w:r>
-    </w:p>
-    <w:p>
-      <w:pPr>
-        <w:pStyle w:val="ListBullet"/>
-      </w:pPr>
-      <w:r>
-        <w:rPr>
-          <w:rFonts w:ascii="Times New Roman" w:hAnsi="Times New Roman"/>
-          <w:sz w:val="22"/>
-        </w:rPr>
-        <w:t>Доверенность представителя - если обращается представитель.</w:t>
-      </w:r>
-    </w:p>
-    <w:p>
       <w:r>
         <w:rPr>
           <w:rFonts w:ascii="Times New Roman" w:hAnsi="Times New Roman"/>
           <w:b/>
-          <w:sz w:val="22"/>
+          <w:sz w:val="24"/>
         </w:rPr>
-        <w:t>Отдельное ходатайство можно добавить в конце или приложить отдельным файлом:</w:t>
+        <w:t>[ФИО заявителя]</w:t>
       </w:r>
-    </w:p>
-    <w:p>
       <w:r>
         <w:rPr>
           <w:rFonts w:ascii="Times New Roman" w:hAnsi="Times New Roman"/>
-          <w:b w:val="0"/>
-          <w:sz w:val="22"/>
+          <w:sz w:val="24"/>
         </w:rPr>
-        <w:t>Прошу приостановить совершение исполнительных действий по исполнительному производству № [номер ИП] до рассмотрения настоящей жалобы, поскольку дальнейшее взыскание и арест счетов могут причинить существенный вред заявителю и сделать судебную защиту неэффективной.</w:t>
+        <w:t>/</w:t>
       </w:r>
     </w:p>
-    <w:p/>
-    <w:tbl>
-      <w:tblPr>
-        <w:tblW w:type="auto" w:w="0"/>
-        <w:tblLook w:firstColumn="1" w:firstRow="1" w:lastColumn="0" w:lastRow="0" w:noHBand="0" w:noVBand="1" w:val="04A0"/>
-        <w:tblBorders>
-          <w:top w:val="single" w:sz="4" w:space="0" w:color="BFBFBF"/>
-          <w:left w:val="single" w:sz="4" w:space="0" w:color="BFBFBF"/>
-          <w:bottom w:val="single" w:sz="4" w:space="0" w:color="BFBFBF"/>
-          <w:right w:val="single" w:sz="4" w:space="0" w:color="BFBFBF"/>
-          <w:insideH w:val="single" w:sz="4" w:space="0" w:color="BFBFBF"/>
-          <w:insideV w:val="single" w:sz="4" w:space="0" w:color="BFBFBF"/>
-        </w:tblBorders>
-      </w:tblPr>
-      <w:tblGrid>
-        <w:gridCol w:w="3419"/>
-        <w:gridCol w:w="3419"/>
-        <w:gridCol w:w="3419"/>
-      </w:tblGrid>
-      <w:tr>
-        <w:tc>
-          <w:tcPr>
-            <w:tcW w:type="dxa" w:w="2835"/>
-            <w:shd w:fill="F2F2F2"/>
-          </w:tcPr>
-          <w:p>
-            <w:r/>
-            <w:r>
-              <w:rPr>
-                <w:rFonts w:ascii="Times New Roman" w:hAnsi="Times New Roman"/>
-                <w:b/>
-                <w:sz w:val="22"/>
-              </w:rPr>
-              <w:t>Дата</w:t>
-            </w:r>
-          </w:p>
-        </w:tc>
-        <w:tc>
-          <w:tcPr>
-            <w:tcW w:type="dxa" w:w="2835"/>
-            <w:shd w:fill="F2F2F2"/>
-          </w:tcPr>
-          <w:p>
-            <w:r/>
-            <w:r>
-              <w:rPr>
-                <w:rFonts w:ascii="Times New Roman" w:hAnsi="Times New Roman"/>
-                <w:b/>
-                <w:sz w:val="22"/>
-              </w:rPr>
-              <w:t>Подпись</w:t>
-            </w:r>
-          </w:p>
-        </w:tc>
-        <w:tc>
-          <w:tcPr>
-            <w:tcW w:type="dxa" w:w="2835"/>
-            <w:shd w:fill="F2F2F2"/>
-          </w:tcPr>
-          <w:p>
-            <w:r/>
-            <w:r>
-              <w:rPr>
-                <w:rFonts w:ascii="Times New Roman" w:hAnsi="Times New Roman"/>
-                <w:b/>
-                <w:sz w:val="22"/>
-              </w:rPr>
-              <w:t>ФИО</w:t>
-            </w:r>
-          </w:p>
-        </w:tc>
-      </w:tr>
-      <w:tr>
-        <w:tc>
-          <w:tcPr>
-            <w:tcW w:type="dxa" w:w="2835"/>
-          </w:tcPr>
-          <w:p>
-            <w:r/>
-            <w:r>
-              <w:rPr>
-                <w:rFonts w:ascii="Times New Roman" w:hAnsi="Times New Roman"/>
-                <w:b w:val="0"/>
-                <w:sz w:val="22"/>
-              </w:rPr>
-              <w:t>«___» __________ 20___ г.</w:t>
-            </w:r>
-          </w:p>
-        </w:tc>
-        <w:tc>
-          <w:tcPr>
-            <w:tcW w:type="dxa" w:w="2835"/>
-          </w:tcPr>
-          <w:p>
-            <w:r/>
-            <w:r>
-              <w:rPr>
-                <w:rFonts w:ascii="Times New Roman" w:hAnsi="Times New Roman"/>
-                <w:b w:val="0"/>
-                <w:sz w:val="22"/>
-              </w:rPr>
-              <w:t>__________________</w:t>
-            </w:r>
-          </w:p>
-        </w:tc>
-        <w:tc>
-          <w:tcPr>
-            <w:tcW w:type="dxa" w:w="2835"/>
-          </w:tcPr>
-          <w:p>
-            <w:r/>
-            <w:r>
-              <w:rPr>
-                <w:rFonts w:ascii="Times New Roman" w:hAnsi="Times New Roman"/>
-                <w:b w:val="0"/>
-                <w:sz w:val="22"/>
-              </w:rPr>
-              <w:t>[ФИО заявителя]</w:t>
-            </w:r>
-          </w:p>
-        </w:tc>
-      </w:tr>
-    </w:tbl>
     <w:sectPr>
-      <w:headerReference w:type="default" r:id="rId9"/>
-      <w:footerReference w:type="default" r:id="rId10"/>
       <w:pgSz w:w="12240" w:h="15840"/>
-      <w:pgMar w:top="964" w:right="850" w:bottom="907" w:left="1134" w:header="720" w:footer="720" w:gutter="0"/>
+      <w:pgMar w:top="1134" w:right="850" w:bottom="1134" w:left="1701" w:header="720" w:footer="720" w:gutter="0"/>
       <w:cols w:space="720"/>
       <w:docGrid w:linePitch="360"/>
     </w:sectPr>
   </w:body>
 </w:document>
-</file>
-
-<file path=word/footer1.xml><?xml version="1.0" encoding="utf-8"?>
-<w:ftr xmlns:m="http://schemas.openxmlformats.org/officeDocument/2006/math" xmlns:mc="http://schemas.openxmlformats.org/markup-compatibility/2006" xmlns:mo="http://schemas.microsoft.com/office/mac/office/2008/main" xmlns:mv="urn:schemas-microsoft-com:mac:vml" xmlns:o="urn:schemas-microsoft-com:office:office" xmlns:r="http://schemas.openxmlformats.org/officeDocument/2006/relationships" xmlns:v="urn:schemas-microsoft-com:vml" xmlns:w10="urn:schemas-microsoft-com:office:word" xmlns:w14="http://schemas.microsoft.com/office/word/2010/wordml" xmlns:w="http://schemas.openxmlformats.org/wordprocessingml/2006/main" xmlns:wne="http://schemas.microsoft.com/office/word/2006/wordml" xmlns:wp14="http://schemas.microsoft.com/office/word/2010/wordprocessingDrawing" xmlns:wp="http://schemas.openxmlformats.org/drawingml/2006/wordprocessingDrawing" xmlns:wpc="http://schemas.microsoft.com/office/word/2010/wordprocessingCanvas" xmlns:wpg="http://schemas.microsoft.com/office/word/2010/wordprocessingGroup" xmlns:wpi="http://schemas.microsoft.com/office/word/2010/wordprocessingInk" xmlns:wps="http://schemas.microsoft.com/office/word/2010/wordprocessingShape" mc:Ignorable="w14 wp14">
-  <w:p>
-    <w:pPr>
-      <w:pStyle w:val="Footer"/>
-      <w:jc w:val="center"/>
-    </w:pPr>
-    <w:r>
-      <w:rPr>
-        <w:rFonts w:ascii="Times New Roman" w:hAnsi="Times New Roman"/>
-        <w:color w:val="646464"/>
-        <w:sz w:val="16"/>
-      </w:rPr>
-      <w:t>Шаблон для самостоятельного заполнения. Сложные случаи лучше проверить с юристом до подачи.</w:t>
-    </w:r>
-  </w:p>
-</w:ftr>
-</file>
-
-<file path=word/header1.xml><?xml version="1.0" encoding="utf-8"?>
-<w:hdr xmlns:m="http://schemas.openxmlformats.org/officeDocument/2006/math" xmlns:mc="http://schemas.openxmlformats.org/markup-compatibility/2006" xmlns:mo="http://schemas.microsoft.com/office/mac/office/2008/main" xmlns:mv="urn:schemas-microsoft-com:mac:vml" xmlns:o="urn:schemas-microsoft-com:office:office" xmlns:r="http://schemas.openxmlformats.org/officeDocument/2006/relationships" xmlns:v="urn:schemas-microsoft-com:vml" xmlns:w10="urn:schemas-microsoft-com:office:word" xmlns:w14="http://schemas.microsoft.com/office/word/2010/wordml" xmlns:w="http://schemas.openxmlformats.org/wordprocessingml/2006/main" xmlns:wne="http://schemas.microsoft.com/office/word/2006/wordml" xmlns:wp14="http://schemas.microsoft.com/office/word/2010/wordprocessingDrawing" xmlns:wp="http://schemas.openxmlformats.org/drawingml/2006/wordprocessingDrawing" xmlns:wpc="http://schemas.microsoft.com/office/word/2010/wordprocessingCanvas" xmlns:wpg="http://schemas.microsoft.com/office/word/2010/wordprocessingGroup" xmlns:wpi="http://schemas.microsoft.com/office/word/2010/wordprocessingInk" xmlns:wps="http://schemas.microsoft.com/office/word/2010/wordprocessingShape" mc:Ignorable="w14 wp14">
-  <w:p>
-    <w:pPr>
-      <w:pStyle w:val="Header"/>
-      <w:jc w:val="right"/>
-    </w:pPr>
-    <w:r>
-      <w:rPr>
-        <w:rFonts w:ascii="Times New Roman" w:hAnsi="Times New Roman"/>
-        <w:color w:val="646464"/>
-        <w:sz w:val="16"/>
-      </w:rPr>
-      <w:t>ZakonExpert.kz | Версия шаблонов: 19.06.2026</w:t>
-    </w:r>
-  </w:p>
-</w:hdr>
 </file>
 
 <file path=word/numbering.xml><?xml version="1.0" encoding="utf-8"?>
@@ -1043,10 +1039,6 @@
     <w:name w:val="Normal"/>
     <w:qFormat/>
     <w:rsid w:val="00FC693F"/>
-    <w:rPr>
-      <w:rFonts w:ascii="Times New Roman" w:hAnsi="Times New Roman" w:eastAsia="Times New Roman"/>
-      <w:sz w:val="22"/>
-    </w:rPr>
   </w:style>
   <w:style w:type="paragraph" w:styleId="Header">
     <w:name w:val="header"/>
@@ -1107,7 +1099,7 @@
       <w:outlineLvl w:val="0"/>
     </w:pPr>
     <w:rPr>
-      <w:rFonts w:asciiTheme="majorHAnsi" w:eastAsiaTheme="majorEastAsia" w:hAnsiTheme="majorHAnsi" w:cstheme="majorBidi" w:ascii="Times New Roman" w:hAnsi="Times New Roman" w:eastAsia="Times New Roman"/>
+      <w:rFonts w:asciiTheme="majorHAnsi" w:eastAsiaTheme="majorEastAsia" w:hAnsiTheme="majorHAnsi" w:cstheme="majorBidi"/>
       <w:b/>
       <w:bCs/>
       <w:color w:val="365F91" w:themeColor="accent1" w:themeShade="BF"/>
@@ -1131,11 +1123,11 @@
       <w:outlineLvl w:val="1"/>
     </w:pPr>
     <w:rPr>
-      <w:rFonts w:asciiTheme="majorHAnsi" w:eastAsiaTheme="majorEastAsia" w:hAnsiTheme="majorHAnsi" w:cstheme="majorBidi" w:ascii="Times New Roman" w:hAnsi="Times New Roman" w:eastAsia="Times New Roman"/>
+      <w:rFonts w:asciiTheme="majorHAnsi" w:eastAsiaTheme="majorEastAsia" w:hAnsiTheme="majorHAnsi" w:cstheme="majorBidi"/>
       <w:b/>
       <w:bCs/>
       <w:color w:val="4F81BD" w:themeColor="accent1"/>
-      <w:sz w:val="24"/>
+      <w:sz w:val="26"/>
       <w:szCs w:val="26"/>
     </w:rPr>
   </w:style>
@@ -1155,11 +1147,10 @@
       <w:outlineLvl w:val="2"/>
     </w:pPr>
     <w:rPr>
-      <w:rFonts w:asciiTheme="majorHAnsi" w:eastAsiaTheme="majorEastAsia" w:hAnsiTheme="majorHAnsi" w:cstheme="majorBidi" w:ascii="Times New Roman" w:hAnsi="Times New Roman" w:eastAsia="Times New Roman"/>
+      <w:rFonts w:asciiTheme="majorHAnsi" w:eastAsiaTheme="majorEastAsia" w:hAnsiTheme="majorHAnsi" w:cstheme="majorBidi"/>
       <w:b/>
       <w:bCs/>
       <w:color w:val="4F81BD" w:themeColor="accent1"/>
-      <w:sz w:val="22"/>
     </w:rPr>
   </w:style>
   <w:style w:type="paragraph" w:styleId="Heading4">
@@ -1397,12 +1388,11 @@
       <w:contextualSpacing/>
     </w:pPr>
     <w:rPr>
-      <w:rFonts w:asciiTheme="majorHAnsi" w:eastAsiaTheme="majorEastAsia" w:hAnsiTheme="majorHAnsi" w:cstheme="majorBidi" w:ascii="Times New Roman" w:hAnsi="Times New Roman" w:eastAsia="Times New Roman"/>
-      <w:b/>
+      <w:rFonts w:asciiTheme="majorHAnsi" w:eastAsiaTheme="majorEastAsia" w:hAnsiTheme="majorHAnsi" w:cstheme="majorBidi"/>
       <w:color w:val="17365D" w:themeColor="text2" w:themeShade="BF"/>
       <w:spacing w:val="5"/>
       <w:kern w:val="28"/>
-      <w:sz w:val="30"/>
+      <w:sz w:val="52"/>
       <w:szCs w:val="52"/>
     </w:rPr>
   </w:style>
